--- a/docs/niw/Forkcast_Reference_Letter_Briefing.docx
+++ b/docs/niw/Forkcast_Reference_Letter_Briefing.docx
@@ -205,7 +205,7 @@
       <w:r>
         <w:drawing>
           <wp:inline xmlns:a="http://schemas.openxmlformats.org/drawingml/2006/main" xmlns:pic="http://schemas.openxmlformats.org/drawingml/2006/picture">
-            <wp:extent cx="5669280" cy="2125980"/>
+            <wp:extent cx="5486400" cy="3909060"/>
             <wp:docPr id="2" name="Picture 2"/>
             <wp:cNvGraphicFramePr>
               <a:graphicFrameLocks noChangeAspect="1"/>
@@ -214,11 +214,11 @@
               <a:graphicData uri="http://schemas.openxmlformats.org/drawingml/2006/picture">
                 <pic:pic>
                   <pic:nvPicPr>
-                    <pic:cNvPr id="0" name="chart1_cdc_geography.png"/>
+                    <pic:cNvPr id="0" name="cdc_map_2024_overall.png"/>
                     <pic:cNvPicPr/>
                   </pic:nvPicPr>
                   <pic:blipFill>
-                    <a:blip r:embed="rId10"/>
+                    <a:blip r:embed="rId11"/>
                     <a:stretch>
                       <a:fillRect/>
                     </a:stretch>
@@ -226,7 +226,7 @@
                   <pic:spPr>
                     <a:xfrm>
                       <a:off x="0" y="0"/>
-                      <a:ext cx="5669280" cy="2125980"/>
+                      <a:ext cx="5486400" cy="3909060"/>
                     </a:xfrm>
                     <a:prstGeom prst="rect"/>
                   </pic:spPr>
@@ -247,7 +247,7 @@
           <w:color w:val="605D5D"/>
           <w:sz w:val="17"/>
         </w:rPr>
-        <w:t>The expansion roadmap in federal data: adult obesity by census region and prevalence band, 2024 BRFSS (CDC, published Dec. 2025).</w:t>
+        <w:t>Official CDC map, 2024 BRFSS: at least 1 in 4 adults in every U.S. state and territory had obesity; 19 states at or above 35%. Forkcast’s expansion roadmap is sequenced toward these highest-prevalence regions. Source: CDC Adult Obesity Prevalence Maps, published Dec. 3, 2025.</w:t>
       </w:r>
     </w:p>
     <w:p>

--- a/docs/niw/Forkcast_Reference_Letter_Briefing.docx
+++ b/docs/niw/Forkcast_Reference_Letter_Briefing.docx
@@ -27,7 +27,7 @@
           <w:color w:val="605D5D"/>
           <w:sz w:val="19"/>
         </w:rPr>
-        <w:t>Prepared July 2026 · In support of the founder's EB-2 National Interest Waiver petition · seymurhh.github.io/forkcast-live</w:t>
+        <w:t>Prepared July 2026 · In support of co-founder Seymur Hasanov's EB-2 National Interest Waiver petition · seymurhh.github.io/forkcast-live</w:t>
       </w:r>
     </w:p>
     <w:p>
@@ -334,7 +334,7 @@
           <w:color w:val="201E1D"/>
           <w:sz w:val="21"/>
         </w:rPr>
-        <w:t>Whatever falls within your own expertise and experience, for example: the significance of the public-health problem and of intervening at the point of ordering; the value of verified nutrition data for independent restaurants and their customers; the technical soundness or novelty of the approach (AI estimation with disclosed uncertainty, adaptive calibration, evidence-first measurement); the founder's capability as demonstrated by the working product; or the economic and small-business dimensions described above. Letters should be on letterhead where possible, state your credentials and relationship to the project (including if you have none beyond reviewing it), and be entirely in your own words.</w:t>
+        <w:t>Whatever falls within your own expertise and experience, for example: the significance of the public-health problem and of intervening at the point of ordering; the value of verified nutrition data for independent restaurants and their customers; the technical soundness or novelty of the approach (AI estimation with disclosed uncertainty, adaptive calibration, evidence-first measurement); the founders' capability as demonstrated by the working product; or the economic and small-business dimensions described above. Letters should be on letterhead where possible, state your credentials and relationship to the project (including if you have none beyond reviewing it), and be entirely in your own words.</w:t>
       </w:r>
     </w:p>
     <w:p>
@@ -383,11 +383,9 @@
         <w:rPr>
           <w:b/>
         </w:rPr>
-        <w:t xml:space="preserve">Founder: </w:t>
+        <w:t>Co-founders: Seymur Hasanov &amp; Rahman · Contact: Seymur Hasanov · shasanov@seas.harvard.edu</w:t>
       </w:r>
-      <w:r>
-        <w:t>Seymur Hasanov · shasanov@seas.harvard.edu</w:t>
-      </w:r>
+      <w:r/>
     </w:p>
     <w:p>
       <w:r>
